--- a/Locust/Locust-Notes-04.docx
+++ b/Locust/Locust-Notes-04.docx
@@ -13,6 +13,7 @@
       <w:r>
         <w:rPr>
           <w:rFonts w:ascii="Sakkal Majalla" w:hAnsi="Sakkal Majalla" w:cs="Sakkal Majalla"/>
+          <w:noProof/>
           <w:sz w:val="28"/>
           <w:szCs w:val="28"/>
         </w:rPr>
@@ -90,6 +91,7 @@
       <w:r>
         <w:rPr>
           <w:rFonts w:ascii="Sakkal Majalla" w:hAnsi="Sakkal Majalla" w:cs="Sakkal Majalla"/>
+          <w:noProof/>
           <w:sz w:val="28"/>
           <w:szCs w:val="28"/>
         </w:rPr>
@@ -159,6 +161,7 @@
       <w:r>
         <w:rPr>
           <w:rFonts w:ascii="Sakkal Majalla" w:hAnsi="Sakkal Majalla" w:cs="Sakkal Majalla"/>
+          <w:noProof/>
           <w:sz w:val="28"/>
           <w:szCs w:val="28"/>
         </w:rPr>
@@ -229,6 +232,7 @@
       <w:r>
         <w:rPr>
           <w:rFonts w:ascii="Sakkal Majalla" w:hAnsi="Sakkal Majalla" w:cs="Sakkal Majalla"/>
+          <w:noProof/>
           <w:sz w:val="28"/>
           <w:szCs w:val="28"/>
         </w:rPr>
@@ -1327,6 +1331,7 @@
       <w:r>
         <w:rPr>
           <w:rFonts w:ascii="Sakkal Majalla" w:hAnsi="Sakkal Majalla" w:cs="Sakkal Majalla"/>
+          <w:noProof/>
           <w:sz w:val="28"/>
           <w:szCs w:val="28"/>
         </w:rPr>
@@ -1384,6 +1389,785 @@
         </w:rPr>
         <w:t>=====================================================</w:t>
       </w:r>
+    </w:p>
+    <w:p>
+      <w:pPr>
+        <w:rPr>
+          <w:rFonts w:ascii="Sakkal Majalla" w:hAnsi="Sakkal Majalla" w:cs="Sakkal Majalla"/>
+          <w:sz w:val="28"/>
+          <w:szCs w:val="28"/>
+        </w:rPr>
+      </w:pPr>
+      <w:r>
+        <w:rPr>
+          <w:rFonts w:ascii="Sakkal Majalla" w:hAnsi="Sakkal Majalla" w:cs="Sakkal Majalla"/>
+          <w:sz w:val="28"/>
+          <w:szCs w:val="28"/>
+        </w:rPr>
+        <w:lastRenderedPageBreak/>
+        <w:drawing>
+          <wp:inline distT="0" distB="0" distL="0" distR="0" wp14:anchorId="7B96AB28" wp14:editId="2D3406C6">
+            <wp:extent cx="5943600" cy="3884930"/>
+            <wp:effectExtent l="0" t="0" r="0" b="1270"/>
+            <wp:docPr id="1358383924" name="Picture 1"/>
+            <wp:cNvGraphicFramePr>
+              <a:graphicFrameLocks xmlns:a="http://schemas.openxmlformats.org/drawingml/2006/main" noChangeAspect="1"/>
+            </wp:cNvGraphicFramePr>
+            <a:graphic xmlns:a="http://schemas.openxmlformats.org/drawingml/2006/main">
+              <a:graphicData uri="http://schemas.openxmlformats.org/drawingml/2006/picture">
+                <pic:pic xmlns:pic="http://schemas.openxmlformats.org/drawingml/2006/picture">
+                  <pic:nvPicPr>
+                    <pic:cNvPr id="1358383924" name=""/>
+                    <pic:cNvPicPr/>
+                  </pic:nvPicPr>
+                  <pic:blipFill>
+                    <a:blip r:embed="rId9"/>
+                    <a:stretch>
+                      <a:fillRect/>
+                    </a:stretch>
+                  </pic:blipFill>
+                  <pic:spPr>
+                    <a:xfrm>
+                      <a:off x="0" y="0"/>
+                      <a:ext cx="5943600" cy="3884930"/>
+                    </a:xfrm>
+                    <a:prstGeom prst="rect">
+                      <a:avLst/>
+                    </a:prstGeom>
+                  </pic:spPr>
+                </pic:pic>
+              </a:graphicData>
+            </a:graphic>
+          </wp:inline>
+        </w:drawing>
+      </w:r>
+    </w:p>
+    <w:p>
+      <w:pPr>
+        <w:ind w:left="720" w:firstLine="720"/>
+        <w:rPr>
+          <w:rFonts w:ascii="Sakkal Majalla" w:hAnsi="Sakkal Majalla" w:cs="Sakkal Majalla"/>
+          <w:sz w:val="28"/>
+          <w:szCs w:val="28"/>
+        </w:rPr>
+      </w:pPr>
+      <w:r>
+        <w:rPr>
+          <w:rFonts w:ascii="Sakkal Majalla" w:hAnsi="Sakkal Majalla" w:cs="Sakkal Majalla"/>
+          <w:sz w:val="28"/>
+          <w:szCs w:val="28"/>
+        </w:rPr>
+        <w:t>=====================================================</w:t>
+      </w:r>
+    </w:p>
+    <w:p>
+      <w:pPr>
+        <w:rPr>
+          <w:rFonts w:ascii="Sakkal Majalla" w:hAnsi="Sakkal Majalla" w:cs="Sakkal Majalla"/>
+          <w:sz w:val="28"/>
+          <w:szCs w:val="28"/>
+        </w:rPr>
+      </w:pPr>
+      <w:r>
+        <w:rPr>
+          <w:rFonts w:ascii="Sakkal Majalla" w:hAnsi="Sakkal Majalla" w:cs="Sakkal Majalla"/>
+          <w:sz w:val="28"/>
+          <w:szCs w:val="28"/>
+        </w:rPr>
+        <w:drawing>
+          <wp:inline distT="0" distB="0" distL="0" distR="0" wp14:anchorId="3C4417E1" wp14:editId="5089BAF8">
+            <wp:extent cx="5943600" cy="1997075"/>
+            <wp:effectExtent l="0" t="0" r="0" b="3175"/>
+            <wp:docPr id="1498603955" name="Picture 1"/>
+            <wp:cNvGraphicFramePr>
+              <a:graphicFrameLocks xmlns:a="http://schemas.openxmlformats.org/drawingml/2006/main" noChangeAspect="1"/>
+            </wp:cNvGraphicFramePr>
+            <a:graphic xmlns:a="http://schemas.openxmlformats.org/drawingml/2006/main">
+              <a:graphicData uri="http://schemas.openxmlformats.org/drawingml/2006/picture">
+                <pic:pic xmlns:pic="http://schemas.openxmlformats.org/drawingml/2006/picture">
+                  <pic:nvPicPr>
+                    <pic:cNvPr id="1498603955" name=""/>
+                    <pic:cNvPicPr/>
+                  </pic:nvPicPr>
+                  <pic:blipFill>
+                    <a:blip r:embed="rId10"/>
+                    <a:stretch>
+                      <a:fillRect/>
+                    </a:stretch>
+                  </pic:blipFill>
+                  <pic:spPr>
+                    <a:xfrm>
+                      <a:off x="0" y="0"/>
+                      <a:ext cx="5943600" cy="1997075"/>
+                    </a:xfrm>
+                    <a:prstGeom prst="rect">
+                      <a:avLst/>
+                    </a:prstGeom>
+                  </pic:spPr>
+                </pic:pic>
+              </a:graphicData>
+            </a:graphic>
+          </wp:inline>
+        </w:drawing>
+      </w:r>
+    </w:p>
+    <w:p>
+      <w:pPr>
+        <w:ind w:left="720" w:firstLine="720"/>
+        <w:rPr>
+          <w:rFonts w:ascii="Sakkal Majalla" w:hAnsi="Sakkal Majalla" w:cs="Sakkal Majalla"/>
+          <w:sz w:val="28"/>
+          <w:szCs w:val="28"/>
+        </w:rPr>
+      </w:pPr>
+      <w:r>
+        <w:rPr>
+          <w:rFonts w:ascii="Sakkal Majalla" w:hAnsi="Sakkal Majalla" w:cs="Sakkal Majalla"/>
+          <w:sz w:val="28"/>
+          <w:szCs w:val="28"/>
+        </w:rPr>
+        <w:t>=====================================================</w:t>
+      </w:r>
+    </w:p>
+    <w:p>
+      <w:pPr>
+        <w:rPr>
+          <w:rFonts w:ascii="Sakkal Majalla" w:hAnsi="Sakkal Majalla" w:cs="Sakkal Majalla"/>
+          <w:sz w:val="28"/>
+          <w:szCs w:val="28"/>
+        </w:rPr>
+      </w:pPr>
+      <w:r>
+        <w:rPr>
+          <w:rFonts w:ascii="Sakkal Majalla" w:hAnsi="Sakkal Majalla" w:cs="Sakkal Majalla"/>
+          <w:sz w:val="28"/>
+          <w:szCs w:val="28"/>
+        </w:rPr>
+        <w:lastRenderedPageBreak/>
+        <w:drawing>
+          <wp:inline distT="0" distB="0" distL="0" distR="0" wp14:anchorId="6B336CAB" wp14:editId="244D3B99">
+            <wp:extent cx="5943600" cy="1482725"/>
+            <wp:effectExtent l="0" t="0" r="0" b="3175"/>
+            <wp:docPr id="2004678890" name="Picture 1"/>
+            <wp:cNvGraphicFramePr>
+              <a:graphicFrameLocks xmlns:a="http://schemas.openxmlformats.org/drawingml/2006/main" noChangeAspect="1"/>
+            </wp:cNvGraphicFramePr>
+            <a:graphic xmlns:a="http://schemas.openxmlformats.org/drawingml/2006/main">
+              <a:graphicData uri="http://schemas.openxmlformats.org/drawingml/2006/picture">
+                <pic:pic xmlns:pic="http://schemas.openxmlformats.org/drawingml/2006/picture">
+                  <pic:nvPicPr>
+                    <pic:cNvPr id="2004678890" name=""/>
+                    <pic:cNvPicPr/>
+                  </pic:nvPicPr>
+                  <pic:blipFill>
+                    <a:blip r:embed="rId11"/>
+                    <a:stretch>
+                      <a:fillRect/>
+                    </a:stretch>
+                  </pic:blipFill>
+                  <pic:spPr>
+                    <a:xfrm>
+                      <a:off x="0" y="0"/>
+                      <a:ext cx="5943600" cy="1482725"/>
+                    </a:xfrm>
+                    <a:prstGeom prst="rect">
+                      <a:avLst/>
+                    </a:prstGeom>
+                  </pic:spPr>
+                </pic:pic>
+              </a:graphicData>
+            </a:graphic>
+          </wp:inline>
+        </w:drawing>
+      </w:r>
+    </w:p>
+    <w:p>
+      <w:pPr>
+        <w:ind w:left="720" w:firstLine="720"/>
+        <w:rPr>
+          <w:rFonts w:ascii="Sakkal Majalla" w:hAnsi="Sakkal Majalla" w:cs="Sakkal Majalla"/>
+          <w:sz w:val="28"/>
+          <w:szCs w:val="28"/>
+        </w:rPr>
+      </w:pPr>
+      <w:r>
+        <w:rPr>
+          <w:rFonts w:ascii="Sakkal Majalla" w:hAnsi="Sakkal Majalla" w:cs="Sakkal Majalla"/>
+          <w:sz w:val="28"/>
+          <w:szCs w:val="28"/>
+        </w:rPr>
+        <w:t>=====================================================</w:t>
+      </w:r>
+    </w:p>
+    <w:p>
+      <w:pPr>
+        <w:rPr>
+          <w:rFonts w:ascii="Sakkal Majalla" w:hAnsi="Sakkal Majalla" w:cs="Sakkal Majalla"/>
+          <w:sz w:val="28"/>
+          <w:szCs w:val="28"/>
+        </w:rPr>
+      </w:pPr>
+      <w:r>
+        <w:rPr>
+          <w:rFonts w:ascii="Sakkal Majalla" w:hAnsi="Sakkal Majalla" w:cs="Sakkal Majalla"/>
+          <w:sz w:val="28"/>
+          <w:szCs w:val="28"/>
+        </w:rPr>
+        <w:t>Example about changing the exit code depending on conditions:</w:t>
+      </w:r>
+    </w:p>
+    <w:p>
+      <w:pPr>
+        <w:rPr>
+          <w:rFonts w:ascii="Sakkal Majalla" w:hAnsi="Sakkal Majalla" w:cs="Sakkal Majalla"/>
+          <w:sz w:val="28"/>
+          <w:szCs w:val="28"/>
+        </w:rPr>
+      </w:pPr>
+      <w:r>
+        <w:rPr>
+          <w:rFonts w:ascii="Sakkal Majalla" w:hAnsi="Sakkal Majalla" w:cs="Sakkal Majalla"/>
+          <w:b/>
+          <w:bCs/>
+          <w:color w:val="002060"/>
+          <w:sz w:val="28"/>
+          <w:szCs w:val="28"/>
+        </w:rPr>
+        <w:t>Note</w:t>
+      </w:r>
+      <w:r>
+        <w:rPr>
+          <w:rFonts w:ascii="Sakkal Majalla" w:hAnsi="Sakkal Majalla" w:cs="Sakkal Majalla"/>
+          <w:sz w:val="28"/>
+          <w:szCs w:val="28"/>
+        </w:rPr>
+        <w:t xml:space="preserve">: 1-&gt; we have </w:t>
+      </w:r>
+      <w:r>
+        <w:rPr>
+          <w:rFonts w:ascii="Sakkal Majalla" w:hAnsi="Sakkal Majalla" w:cs="Sakkal Majalla"/>
+          <w:sz w:val="28"/>
+          <w:szCs w:val="28"/>
+        </w:rPr>
+        <w:t xml:space="preserve">a </w:t>
+      </w:r>
+      <w:r>
+        <w:rPr>
+          <w:rFonts w:ascii="Sakkal Majalla" w:hAnsi="Sakkal Majalla" w:cs="Sakkal Majalla"/>
+          <w:sz w:val="28"/>
+          <w:szCs w:val="28"/>
+        </w:rPr>
+        <w:t>failure</w:t>
+      </w:r>
+    </w:p>
+    <w:p>
+      <w:pPr>
+        <w:rPr>
+          <w:rFonts w:ascii="Sakkal Majalla" w:hAnsi="Sakkal Majalla" w:cs="Sakkal Majalla"/>
+          <w:sz w:val="28"/>
+          <w:szCs w:val="28"/>
+        </w:rPr>
+      </w:pPr>
+      <w:r>
+        <w:rPr>
+          <w:rFonts w:ascii="Sakkal Majalla" w:hAnsi="Sakkal Majalla" w:cs="Sakkal Majalla"/>
+          <w:sz w:val="28"/>
+          <w:szCs w:val="28"/>
+        </w:rPr>
+        <w:drawing>
+          <wp:inline distT="0" distB="0" distL="0" distR="0" wp14:anchorId="43610928" wp14:editId="4742720A">
+            <wp:extent cx="5943600" cy="4294505"/>
+            <wp:effectExtent l="0" t="0" r="0" b="0"/>
+            <wp:docPr id="1818100081" name="Picture 1"/>
+            <wp:cNvGraphicFramePr>
+              <a:graphicFrameLocks xmlns:a="http://schemas.openxmlformats.org/drawingml/2006/main" noChangeAspect="1"/>
+            </wp:cNvGraphicFramePr>
+            <a:graphic xmlns:a="http://schemas.openxmlformats.org/drawingml/2006/main">
+              <a:graphicData uri="http://schemas.openxmlformats.org/drawingml/2006/picture">
+                <pic:pic xmlns:pic="http://schemas.openxmlformats.org/drawingml/2006/picture">
+                  <pic:nvPicPr>
+                    <pic:cNvPr id="1818100081" name=""/>
+                    <pic:cNvPicPr/>
+                  </pic:nvPicPr>
+                  <pic:blipFill>
+                    <a:blip r:embed="rId12"/>
+                    <a:stretch>
+                      <a:fillRect/>
+                    </a:stretch>
+                  </pic:blipFill>
+                  <pic:spPr>
+                    <a:xfrm>
+                      <a:off x="0" y="0"/>
+                      <a:ext cx="5943600" cy="4294505"/>
+                    </a:xfrm>
+                    <a:prstGeom prst="rect">
+                      <a:avLst/>
+                    </a:prstGeom>
+                  </pic:spPr>
+                </pic:pic>
+              </a:graphicData>
+            </a:graphic>
+          </wp:inline>
+        </w:drawing>
+      </w:r>
+    </w:p>
+    <w:p>
+      <w:pPr>
+        <w:ind w:left="720" w:firstLine="720"/>
+        <w:rPr>
+          <w:rFonts w:ascii="Sakkal Majalla" w:hAnsi="Sakkal Majalla" w:cs="Sakkal Majalla"/>
+          <w:sz w:val="28"/>
+          <w:szCs w:val="28"/>
+        </w:rPr>
+      </w:pPr>
+      <w:r>
+        <w:rPr>
+          <w:rFonts w:ascii="Sakkal Majalla" w:hAnsi="Sakkal Majalla" w:cs="Sakkal Majalla"/>
+          <w:sz w:val="28"/>
+          <w:szCs w:val="28"/>
+        </w:rPr>
+        <w:t>=====================================================</w:t>
+      </w:r>
+    </w:p>
+    <w:p>
+      <w:pPr>
+        <w:rPr>
+          <w:rFonts w:ascii="Sakkal Majalla" w:hAnsi="Sakkal Majalla" w:cs="Sakkal Majalla"/>
+          <w:sz w:val="28"/>
+          <w:szCs w:val="28"/>
+        </w:rPr>
+      </w:pPr>
+      <w:r>
+        <w:rPr>
+          <w:rFonts w:ascii="Sakkal Majalla" w:hAnsi="Sakkal Majalla" w:cs="Sakkal Majalla"/>
+          <w:sz w:val="28"/>
+          <w:szCs w:val="28"/>
+        </w:rPr>
+        <w:lastRenderedPageBreak/>
+        <w:drawing>
+          <wp:inline distT="0" distB="0" distL="0" distR="0" wp14:anchorId="17EB6FF3" wp14:editId="451F3BDA">
+            <wp:extent cx="5943600" cy="3712845"/>
+            <wp:effectExtent l="0" t="0" r="0" b="1905"/>
+            <wp:docPr id="635110170" name="Picture 1"/>
+            <wp:cNvGraphicFramePr>
+              <a:graphicFrameLocks xmlns:a="http://schemas.openxmlformats.org/drawingml/2006/main" noChangeAspect="1"/>
+            </wp:cNvGraphicFramePr>
+            <a:graphic xmlns:a="http://schemas.openxmlformats.org/drawingml/2006/main">
+              <a:graphicData uri="http://schemas.openxmlformats.org/drawingml/2006/picture">
+                <pic:pic xmlns:pic="http://schemas.openxmlformats.org/drawingml/2006/picture">
+                  <pic:nvPicPr>
+                    <pic:cNvPr id="635110170" name=""/>
+                    <pic:cNvPicPr/>
+                  </pic:nvPicPr>
+                  <pic:blipFill>
+                    <a:blip r:embed="rId13"/>
+                    <a:stretch>
+                      <a:fillRect/>
+                    </a:stretch>
+                  </pic:blipFill>
+                  <pic:spPr>
+                    <a:xfrm>
+                      <a:off x="0" y="0"/>
+                      <a:ext cx="5943600" cy="3712845"/>
+                    </a:xfrm>
+                    <a:prstGeom prst="rect">
+                      <a:avLst/>
+                    </a:prstGeom>
+                  </pic:spPr>
+                </pic:pic>
+              </a:graphicData>
+            </a:graphic>
+          </wp:inline>
+        </w:drawing>
+      </w:r>
+    </w:p>
+    <w:p>
+      <w:pPr>
+        <w:ind w:left="720" w:firstLine="720"/>
+        <w:rPr>
+          <w:rFonts w:ascii="Sakkal Majalla" w:hAnsi="Sakkal Majalla" w:cs="Sakkal Majalla"/>
+          <w:sz w:val="28"/>
+          <w:szCs w:val="28"/>
+        </w:rPr>
+      </w:pPr>
+      <w:r>
+        <w:rPr>
+          <w:rFonts w:ascii="Sakkal Majalla" w:hAnsi="Sakkal Majalla" w:cs="Sakkal Majalla"/>
+          <w:sz w:val="28"/>
+          <w:szCs w:val="28"/>
+        </w:rPr>
+        <w:t>=====================================================</w:t>
+      </w:r>
+    </w:p>
+    <w:p>
+      <w:pPr>
+        <w:rPr>
+          <w:rFonts w:ascii="Sakkal Majalla" w:hAnsi="Sakkal Majalla" w:cs="Sakkal Majalla"/>
+          <w:b/>
+          <w:bCs/>
+          <w:color w:val="0070C0"/>
+          <w:sz w:val="28"/>
+          <w:szCs w:val="28"/>
+        </w:rPr>
+      </w:pPr>
+      <w:r>
+        <w:rPr>
+          <w:rFonts w:ascii="Sakkal Majalla" w:hAnsi="Sakkal Majalla" w:cs="Sakkal Majalla"/>
+          <w:b/>
+          <w:bCs/>
+          <w:color w:val="0070C0"/>
+          <w:sz w:val="28"/>
+          <w:szCs w:val="28"/>
+        </w:rPr>
+        <w:t>Custom load shapes</w:t>
+      </w:r>
+      <w:hyperlink r:id="rId14" w:anchor="custom-load-shapes" w:tooltip="Link to this heading" w:history="1">
+        <w:r>
+          <w:rPr>
+            <w:rStyle w:val="Hyperlink"/>
+            <w:rFonts w:ascii="Sakkal Majalla" w:hAnsi="Sakkal Majalla" w:cs="Sakkal Majalla"/>
+            <w:b/>
+            <w:bCs/>
+            <w:color w:val="0070C0"/>
+            <w:sz w:val="28"/>
+            <w:szCs w:val="28"/>
+          </w:rPr>
+          <w:sym w:font="Symbol" w:char="F0C1"/>
+        </w:r>
+      </w:hyperlink>
+    </w:p>
+    <w:p>
+      <w:pPr>
+        <w:rPr>
+          <w:rFonts w:ascii="Sakkal Majalla" w:hAnsi="Sakkal Majalla" w:cs="Sakkal Majalla"/>
+          <w:sz w:val="28"/>
+          <w:szCs w:val="28"/>
+        </w:rPr>
+      </w:pPr>
+      <w:r>
+        <w:rPr>
+          <w:rFonts w:ascii="Sakkal Majalla" w:hAnsi="Sakkal Majalla" w:cs="Sakkal Majalla"/>
+          <w:sz w:val="28"/>
+          <w:szCs w:val="28"/>
+        </w:rPr>
+        <w:t>Sometimes</w:t>
+      </w:r>
+      <w:r>
+        <w:rPr>
+          <w:rFonts w:ascii="Sakkal Majalla" w:hAnsi="Sakkal Majalla" w:cs="Sakkal Majalla"/>
+          <w:sz w:val="28"/>
+          <w:szCs w:val="28"/>
+        </w:rPr>
+        <w:t>,</w:t>
+      </w:r>
+      <w:r>
+        <w:rPr>
+          <w:rFonts w:ascii="Sakkal Majalla" w:hAnsi="Sakkal Majalla" w:cs="Sakkal Majalla"/>
+          <w:sz w:val="28"/>
+          <w:szCs w:val="28"/>
+        </w:rPr>
+        <w:t xml:space="preserve"> a completely custom</w:t>
+      </w:r>
+      <w:r>
+        <w:rPr>
+          <w:rFonts w:ascii="Sakkal Majalla" w:hAnsi="Sakkal Majalla" w:cs="Sakkal Majalla"/>
+          <w:sz w:val="28"/>
+          <w:szCs w:val="28"/>
+        </w:rPr>
+        <w:t>-</w:t>
+      </w:r>
+      <w:r>
+        <w:rPr>
+          <w:rFonts w:ascii="Sakkal Majalla" w:hAnsi="Sakkal Majalla" w:cs="Sakkal Majalla"/>
+          <w:sz w:val="28"/>
+          <w:szCs w:val="28"/>
+        </w:rPr>
+        <w:t xml:space="preserve">shaped load test is required that cannot be achieved by simply setting or changing the user count and spawn rate. For example, </w:t>
+      </w:r>
+      <w:r>
+        <w:rPr>
+          <w:rFonts w:ascii="Sakkal Majalla" w:hAnsi="Sakkal Majalla" w:cs="Sakkal Majalla"/>
+          <w:b/>
+          <w:bCs/>
+          <w:color w:val="002060"/>
+          <w:sz w:val="28"/>
+          <w:szCs w:val="28"/>
+        </w:rPr>
+        <w:t>you might want to generate a load spike</w:t>
+      </w:r>
+      <w:r>
+        <w:rPr>
+          <w:rFonts w:ascii="Sakkal Majalla" w:hAnsi="Sakkal Majalla" w:cs="Sakkal Majalla"/>
+          <w:color w:val="002060"/>
+          <w:sz w:val="28"/>
+          <w:szCs w:val="28"/>
+        </w:rPr>
+        <w:t xml:space="preserve"> </w:t>
+      </w:r>
+      <w:r>
+        <w:rPr>
+          <w:rFonts w:ascii="Sakkal Majalla" w:hAnsi="Sakkal Majalla" w:cs="Sakkal Majalla"/>
+          <w:sz w:val="28"/>
+          <w:szCs w:val="28"/>
+        </w:rPr>
+        <w:t xml:space="preserve">or </w:t>
+      </w:r>
+      <w:r>
+        <w:rPr>
+          <w:rFonts w:ascii="Sakkal Majalla" w:hAnsi="Sakkal Majalla" w:cs="Sakkal Majalla"/>
+          <w:b/>
+          <w:bCs/>
+          <w:color w:val="002060"/>
+          <w:sz w:val="28"/>
+          <w:szCs w:val="28"/>
+        </w:rPr>
+        <w:t>ramp up</w:t>
+      </w:r>
+      <w:r>
+        <w:rPr>
+          <w:rFonts w:ascii="Sakkal Majalla" w:hAnsi="Sakkal Majalla" w:cs="Sakkal Majalla"/>
+          <w:color w:val="002060"/>
+          <w:sz w:val="28"/>
+          <w:szCs w:val="28"/>
+        </w:rPr>
+        <w:t xml:space="preserve"> </w:t>
+      </w:r>
+      <w:r>
+        <w:rPr>
+          <w:rFonts w:ascii="Sakkal Majalla" w:hAnsi="Sakkal Majalla" w:cs="Sakkal Majalla"/>
+          <w:b/>
+          <w:bCs/>
+          <w:color w:val="002060"/>
+          <w:sz w:val="28"/>
+          <w:szCs w:val="28"/>
+        </w:rPr>
+        <w:t>and down at custom times</w:t>
+      </w:r>
+      <w:r>
+        <w:rPr>
+          <w:rFonts w:ascii="Sakkal Majalla" w:hAnsi="Sakkal Majalla" w:cs="Sakkal Majalla"/>
+          <w:sz w:val="28"/>
+          <w:szCs w:val="28"/>
+        </w:rPr>
+        <w:t xml:space="preserve">. </w:t>
+      </w:r>
+      <w:r>
+        <w:rPr>
+          <w:rFonts w:ascii="Sakkal Majalla" w:hAnsi="Sakkal Majalla" w:cs="Sakkal Majalla"/>
+          <w:b/>
+          <w:bCs/>
+          <w:color w:val="3A7C22" w:themeColor="accent6" w:themeShade="BF"/>
+          <w:sz w:val="28"/>
+          <w:szCs w:val="28"/>
+        </w:rPr>
+        <w:t>By using a </w:t>
+      </w:r>
+      <w:r>
+        <w:rPr>
+          <w:rFonts w:ascii="Sakkal Majalla" w:hAnsi="Sakkal Majalla" w:cs="Sakkal Majalla"/>
+          <w:b/>
+          <w:bCs/>
+          <w:i/>
+          <w:iCs/>
+          <w:color w:val="3A7C22" w:themeColor="accent6" w:themeShade="BF"/>
+          <w:sz w:val="28"/>
+          <w:szCs w:val="28"/>
+        </w:rPr>
+        <w:t>LoadTestShape</w:t>
+      </w:r>
+      <w:r>
+        <w:rPr>
+          <w:rFonts w:ascii="Sakkal Majalla" w:hAnsi="Sakkal Majalla" w:cs="Sakkal Majalla"/>
+          <w:b/>
+          <w:bCs/>
+          <w:color w:val="3A7C22" w:themeColor="accent6" w:themeShade="BF"/>
+          <w:sz w:val="28"/>
+          <w:szCs w:val="28"/>
+        </w:rPr>
+        <w:t> class</w:t>
+      </w:r>
+      <w:r>
+        <w:rPr>
+          <w:rFonts w:ascii="Sakkal Majalla" w:hAnsi="Sakkal Majalla" w:cs="Sakkal Majalla"/>
+          <w:sz w:val="28"/>
+          <w:szCs w:val="28"/>
+        </w:rPr>
+        <w:t>,</w:t>
+      </w:r>
+      <w:r>
+        <w:rPr>
+          <w:rFonts w:ascii="Sakkal Majalla" w:hAnsi="Sakkal Majalla" w:cs="Sakkal Majalla"/>
+          <w:sz w:val="28"/>
+          <w:szCs w:val="28"/>
+        </w:rPr>
+        <w:t xml:space="preserve"> you have full control over the user count and spawn rate at all times.</w:t>
+      </w:r>
+    </w:p>
+    <w:p>
+      <w:pPr>
+        <w:ind w:left="720" w:firstLine="720"/>
+        <w:rPr>
+          <w:rFonts w:ascii="Sakkal Majalla" w:hAnsi="Sakkal Majalla" w:cs="Sakkal Majalla"/>
+          <w:sz w:val="28"/>
+          <w:szCs w:val="28"/>
+        </w:rPr>
+      </w:pPr>
+      <w:r>
+        <w:rPr>
+          <w:rFonts w:ascii="Sakkal Majalla" w:hAnsi="Sakkal Majalla" w:cs="Sakkal Majalla"/>
+          <w:sz w:val="28"/>
+          <w:szCs w:val="28"/>
+        </w:rPr>
+        <w:t>=====================================================</w:t>
+      </w:r>
+    </w:p>
+    <w:p>
+      <w:pPr>
+        <w:rPr>
+          <w:rFonts w:ascii="Sakkal Majalla" w:hAnsi="Sakkal Majalla" w:cs="Sakkal Majalla"/>
+          <w:sz w:val="28"/>
+          <w:szCs w:val="28"/>
+        </w:rPr>
+      </w:pPr>
+      <w:r>
+        <w:rPr>
+          <w:rFonts w:ascii="Sakkal Majalla" w:hAnsi="Sakkal Majalla" w:cs="Sakkal Majalla"/>
+          <w:sz w:val="28"/>
+          <w:szCs w:val="28"/>
+        </w:rPr>
+        <w:t>One further method may be helpful for your custom load shapes: </w:t>
+      </w:r>
+      <w:r>
+        <w:rPr>
+          <w:rFonts w:ascii="Sakkal Majalla" w:hAnsi="Sakkal Majalla" w:cs="Sakkal Majalla"/>
+          <w:b/>
+          <w:bCs/>
+          <w:i/>
+          <w:iCs/>
+          <w:color w:val="002060"/>
+          <w:sz w:val="28"/>
+          <w:szCs w:val="28"/>
+        </w:rPr>
+        <w:t>get_current_user_</w:t>
+      </w:r>
+      <w:proofErr w:type="gramStart"/>
+      <w:r>
+        <w:rPr>
+          <w:rFonts w:ascii="Sakkal Majalla" w:hAnsi="Sakkal Majalla" w:cs="Sakkal Majalla"/>
+          <w:b/>
+          <w:bCs/>
+          <w:i/>
+          <w:iCs/>
+          <w:color w:val="002060"/>
+          <w:sz w:val="28"/>
+          <w:szCs w:val="28"/>
+        </w:rPr>
+        <w:t>count(</w:t>
+      </w:r>
+      <w:proofErr w:type="gramEnd"/>
+      <w:r>
+        <w:rPr>
+          <w:rFonts w:ascii="Sakkal Majalla" w:hAnsi="Sakkal Majalla" w:cs="Sakkal Majalla"/>
+          <w:b/>
+          <w:bCs/>
+          <w:i/>
+          <w:iCs/>
+          <w:color w:val="002060"/>
+          <w:sz w:val="28"/>
+          <w:szCs w:val="28"/>
+        </w:rPr>
+        <w:t>)</w:t>
+      </w:r>
+      <w:r>
+        <w:rPr>
+          <w:rFonts w:ascii="Sakkal Majalla" w:hAnsi="Sakkal Majalla" w:cs="Sakkal Majalla"/>
+          <w:b/>
+          <w:bCs/>
+          <w:color w:val="002060"/>
+          <w:sz w:val="28"/>
+          <w:szCs w:val="28"/>
+        </w:rPr>
+        <w:t>,</w:t>
+      </w:r>
+      <w:r>
+        <w:rPr>
+          <w:rFonts w:ascii="Sakkal Majalla" w:hAnsi="Sakkal Majalla" w:cs="Sakkal Majalla"/>
+          <w:color w:val="002060"/>
+          <w:sz w:val="28"/>
+          <w:szCs w:val="28"/>
+        </w:rPr>
+        <w:t xml:space="preserve"> </w:t>
+      </w:r>
+      <w:r>
+        <w:rPr>
+          <w:rFonts w:ascii="Sakkal Majalla" w:hAnsi="Sakkal Majalla" w:cs="Sakkal Majalla"/>
+          <w:sz w:val="28"/>
+          <w:szCs w:val="28"/>
+        </w:rPr>
+        <w:t xml:space="preserve">which returns the total number of active users. This method can be used to prevent advancing to subsequent steps </w:t>
+      </w:r>
+      <w:r>
+        <w:rPr>
+          <w:rFonts w:ascii="Sakkal Majalla" w:hAnsi="Sakkal Majalla" w:cs="Sakkal Majalla"/>
+          <w:b/>
+          <w:bCs/>
+          <w:color w:val="0070C0"/>
+          <w:sz w:val="28"/>
+          <w:szCs w:val="28"/>
+        </w:rPr>
+        <w:t>until the desired number of users has been reached</w:t>
+      </w:r>
+      <w:r>
+        <w:rPr>
+          <w:rFonts w:ascii="Sakkal Majalla" w:hAnsi="Sakkal Majalla" w:cs="Sakkal Majalla"/>
+          <w:sz w:val="28"/>
+          <w:szCs w:val="28"/>
+        </w:rPr>
+        <w:t xml:space="preserve">. This is especially useful if the initialization process for each user is slow or erratic in </w:t>
+      </w:r>
+      <w:r>
+        <w:rPr>
+          <w:rFonts w:ascii="Sakkal Majalla" w:hAnsi="Sakkal Majalla" w:cs="Sakkal Majalla"/>
+          <w:sz w:val="28"/>
+          <w:szCs w:val="28"/>
+        </w:rPr>
+        <w:t xml:space="preserve">terms of </w:t>
+      </w:r>
+      <w:r>
+        <w:rPr>
+          <w:rFonts w:ascii="Sakkal Majalla" w:hAnsi="Sakkal Majalla" w:cs="Sakkal Majalla"/>
+          <w:sz w:val="28"/>
+          <w:szCs w:val="28"/>
+        </w:rPr>
+        <w:t>how long it takes.</w:t>
+      </w:r>
+    </w:p>
+    <w:p>
+      <w:pPr>
+        <w:ind w:left="720" w:firstLine="720"/>
+        <w:rPr>
+          <w:rFonts w:ascii="Sakkal Majalla" w:hAnsi="Sakkal Majalla" w:cs="Sakkal Majalla"/>
+          <w:sz w:val="28"/>
+          <w:szCs w:val="28"/>
+        </w:rPr>
+      </w:pPr>
+      <w:r>
+        <w:rPr>
+          <w:rFonts w:ascii="Sakkal Majalla" w:hAnsi="Sakkal Majalla" w:cs="Sakkal Majalla"/>
+          <w:sz w:val="28"/>
+          <w:szCs w:val="28"/>
+        </w:rPr>
+        <w:t>=====================================================</w:t>
+      </w:r>
+    </w:p>
+    <w:p>
+      <w:pPr>
+        <w:rPr>
+          <w:rFonts w:ascii="Sakkal Majalla" w:hAnsi="Sakkal Majalla" w:cs="Sakkal Majalla"/>
+          <w:sz w:val="28"/>
+          <w:szCs w:val="28"/>
+        </w:rPr>
+      </w:pPr>
     </w:p>
     <w:sectPr>
       <w:pgSz w:w="12240" w:h="15840"/>
@@ -2312,6 +3096,29 @@
       <w:spacing w:val="5"/>
     </w:rPr>
   </w:style>
+  <w:style w:type="character" w:styleId="Hyperlink">
+    <w:name w:val="Hyperlink"/>
+    <w:basedOn w:val="DefaultParagraphFont"/>
+    <w:uiPriority w:val="99"/>
+    <w:unhideWhenUsed/>
+    <w:rsid w:val="00CD6BA5"/>
+    <w:rPr>
+      <w:color w:val="467886" w:themeColor="hyperlink"/>
+      <w:u w:val="single"/>
+    </w:rPr>
+  </w:style>
+  <w:style w:type="character" w:styleId="UnresolvedMention">
+    <w:name w:val="Unresolved Mention"/>
+    <w:basedOn w:val="DefaultParagraphFont"/>
+    <w:uiPriority w:val="99"/>
+    <w:semiHidden/>
+    <w:unhideWhenUsed/>
+    <w:rsid w:val="00CD6BA5"/>
+    <w:rPr>
+      <w:color w:val="605E5C"/>
+      <w:shd w:val="clear" w:color="auto" w:fill="E1DFDD"/>
+    </w:rPr>
+  </w:style>
 </w:styles>
 </file>
 

--- a/Locust/Locust-Notes-04.docx
+++ b/Locust/Locust-Notes-04.docx
@@ -566,21 +566,8 @@
           <w:szCs w:val="21"/>
           <w14:ligatures w14:val="none"/>
         </w:rPr>
-        <w:t>locustio/</w:t>
-      </w:r>
-      <w:proofErr w:type="gramStart"/>
-      <w:r>
-        <w:rPr>
-          <w:rFonts w:ascii="Consolas" w:eastAsia="Times New Roman" w:hAnsi="Consolas" w:cs="Times New Roman"/>
-          <w:color w:val="0000FF"/>
-          <w:kern w:val="0"/>
-          <w:sz w:val="21"/>
-          <w:szCs w:val="21"/>
-          <w14:ligatures w14:val="none"/>
-        </w:rPr>
-        <w:t>locust:master</w:t>
-      </w:r>
-      <w:proofErr w:type="gramEnd"/>
+        <w:t>locustio/locust:master</w:t>
+      </w:r>
     </w:p>
     <w:p>
       <w:pPr>
@@ -734,19 +721,7 @@
           <w:szCs w:val="21"/>
           <w14:ligatures w14:val="none"/>
         </w:rPr>
-        <w:t xml:space="preserve">            </w:t>
-      </w:r>
-      <w:proofErr w:type="gramStart"/>
-      <w:r>
-        <w:rPr>
-          <w:rFonts w:ascii="Consolas" w:eastAsia="Times New Roman" w:hAnsi="Consolas" w:cs="Times New Roman"/>
-          <w:color w:val="3B3B3B"/>
-          <w:kern w:val="0"/>
-          <w:sz w:val="21"/>
-          <w:szCs w:val="21"/>
-          <w14:ligatures w14:val="none"/>
-        </w:rPr>
-        <w:t xml:space="preserve">- </w:t>
+        <w:t xml:space="preserve">            - </w:t>
       </w:r>
       <w:r>
         <w:rPr>
@@ -757,19 +732,7 @@
           <w:szCs w:val="21"/>
           <w14:ligatures w14:val="none"/>
         </w:rPr>
-        <w:t>.</w:t>
-      </w:r>
-      <w:proofErr w:type="gramEnd"/>
-      <w:r>
-        <w:rPr>
-          <w:rFonts w:ascii="Consolas" w:eastAsia="Times New Roman" w:hAnsi="Consolas" w:cs="Times New Roman"/>
-          <w:color w:val="0000FF"/>
-          <w:kern w:val="0"/>
-          <w:sz w:val="21"/>
-          <w:szCs w:val="21"/>
-          <w14:ligatures w14:val="none"/>
-        </w:rPr>
-        <w:t>/:/mnt/locust</w:t>
+        <w:t>./:/mnt/locust</w:t>
       </w:r>
     </w:p>
     <w:p>
@@ -946,21 +909,8 @@
           <w:szCs w:val="21"/>
           <w14:ligatures w14:val="none"/>
         </w:rPr>
-        <w:t>locustio/</w:t>
-      </w:r>
-      <w:proofErr w:type="gramStart"/>
-      <w:r>
-        <w:rPr>
-          <w:rFonts w:ascii="Consolas" w:eastAsia="Times New Roman" w:hAnsi="Consolas" w:cs="Times New Roman"/>
-          <w:color w:val="0000FF"/>
-          <w:kern w:val="0"/>
-          <w:sz w:val="21"/>
-          <w:szCs w:val="21"/>
-          <w14:ligatures w14:val="none"/>
-        </w:rPr>
-        <w:t>locust:master</w:t>
-      </w:r>
-      <w:proofErr w:type="gramEnd"/>
+        <w:t>locustio/locust:master</w:t>
+      </w:r>
     </w:p>
     <w:p>
       <w:pPr>
@@ -1031,19 +981,7 @@
           <w:szCs w:val="21"/>
           <w14:ligatures w14:val="none"/>
         </w:rPr>
-        <w:t xml:space="preserve">            </w:t>
-      </w:r>
-      <w:proofErr w:type="gramStart"/>
-      <w:r>
-        <w:rPr>
-          <w:rFonts w:ascii="Consolas" w:eastAsia="Times New Roman" w:hAnsi="Consolas" w:cs="Times New Roman"/>
-          <w:color w:val="3B3B3B"/>
-          <w:kern w:val="0"/>
-          <w:sz w:val="21"/>
-          <w:szCs w:val="21"/>
-          <w14:ligatures w14:val="none"/>
-        </w:rPr>
-        <w:t xml:space="preserve">- </w:t>
+        <w:t xml:space="preserve">            - </w:t>
       </w:r>
       <w:r>
         <w:rPr>
@@ -1054,19 +992,7 @@
           <w:szCs w:val="21"/>
           <w14:ligatures w14:val="none"/>
         </w:rPr>
-        <w:t>.</w:t>
-      </w:r>
-      <w:proofErr w:type="gramEnd"/>
-      <w:r>
-        <w:rPr>
-          <w:rFonts w:ascii="Consolas" w:eastAsia="Times New Roman" w:hAnsi="Consolas" w:cs="Times New Roman"/>
-          <w:color w:val="0000FF"/>
-          <w:kern w:val="0"/>
-          <w:sz w:val="21"/>
-          <w:szCs w:val="21"/>
-          <w14:ligatures w14:val="none"/>
-        </w:rPr>
-        <w:t>/:/mnt/locust</w:t>
+        <w:t>./:/mnt/locust</w:t>
       </w:r>
     </w:p>
     <w:p>
@@ -1264,19 +1190,7 @@
           <w:sz w:val="28"/>
           <w:szCs w:val="28"/>
         </w:rPr>
-        <w:t xml:space="preserve">docker-compose </w:t>
-      </w:r>
-      <w:proofErr w:type="spellStart"/>
-      <w:r>
-        <w:rPr>
-          <w:rFonts w:ascii="Sakkal Majalla" w:hAnsi="Sakkal Majalla" w:cs="Sakkal Majalla"/>
-          <w:b/>
-          <w:bCs/>
-          <w:color w:val="0070C0"/>
-          <w:sz w:val="28"/>
-          <w:szCs w:val="28"/>
-        </w:rPr>
-        <w:t xml:space="preserve">up </w:t>
+        <w:t xml:space="preserve">docker-compose up </w:t>
       </w:r>
       <w:r>
         <w:rPr>
@@ -1287,19 +1201,7 @@
           <w:sz w:val="28"/>
           <w:szCs w:val="28"/>
         </w:rPr>
-        <w:t>--scale</w:t>
-      </w:r>
-      <w:proofErr w:type="spellEnd"/>
-      <w:r>
-        <w:rPr>
-          <w:rFonts w:ascii="Sakkal Majalla" w:hAnsi="Sakkal Majalla" w:cs="Sakkal Majalla"/>
-          <w:b/>
-          <w:bCs/>
-          <w:color w:val="C00000"/>
-          <w:sz w:val="28"/>
-          <w:szCs w:val="28"/>
-        </w:rPr>
-        <w:t xml:space="preserve"> worker=4</w:t>
+        <w:t>--scale worker=4</w:t>
       </w:r>
     </w:p>
     <w:p>
@@ -1401,6 +1303,7 @@
       <w:r>
         <w:rPr>
           <w:rFonts w:ascii="Sakkal Majalla" w:hAnsi="Sakkal Majalla" w:cs="Sakkal Majalla"/>
+          <w:noProof/>
           <w:sz w:val="28"/>
           <w:szCs w:val="28"/>
         </w:rPr>
@@ -1471,6 +1374,7 @@
       <w:r>
         <w:rPr>
           <w:rFonts w:ascii="Sakkal Majalla" w:hAnsi="Sakkal Majalla" w:cs="Sakkal Majalla"/>
+          <w:noProof/>
           <w:sz w:val="28"/>
           <w:szCs w:val="28"/>
         </w:rPr>
@@ -1540,6 +1444,7 @@
       <w:r>
         <w:rPr>
           <w:rFonts w:ascii="Sakkal Majalla" w:hAnsi="Sakkal Majalla" w:cs="Sakkal Majalla"/>
+          <w:noProof/>
           <w:sz w:val="28"/>
           <w:szCs w:val="28"/>
         </w:rPr>
@@ -1671,6 +1576,7 @@
       <w:r>
         <w:rPr>
           <w:rFonts w:ascii="Sakkal Majalla" w:hAnsi="Sakkal Majalla" w:cs="Sakkal Majalla"/>
+          <w:noProof/>
           <w:sz w:val="28"/>
           <w:szCs w:val="28"/>
         </w:rPr>
@@ -1740,6 +1646,7 @@
       <w:r>
         <w:rPr>
           <w:rFonts w:ascii="Sakkal Majalla" w:hAnsi="Sakkal Majalla" w:cs="Sakkal Majalla"/>
+          <w:noProof/>
           <w:sz w:val="28"/>
           <w:szCs w:val="28"/>
         </w:rPr>
@@ -2048,35 +1955,7 @@
           <w:sz w:val="28"/>
           <w:szCs w:val="28"/>
         </w:rPr>
-        <w:t>get_current_user_</w:t>
-      </w:r>
-      <w:proofErr w:type="gramStart"/>
-      <w:r>
-        <w:rPr>
-          <w:rFonts w:ascii="Sakkal Majalla" w:hAnsi="Sakkal Majalla" w:cs="Sakkal Majalla"/>
-          <w:b/>
-          <w:bCs/>
-          <w:i/>
-          <w:iCs/>
-          <w:color w:val="002060"/>
-          <w:sz w:val="28"/>
-          <w:szCs w:val="28"/>
-        </w:rPr>
-        <w:t>count(</w:t>
-      </w:r>
-      <w:proofErr w:type="gramEnd"/>
-      <w:r>
-        <w:rPr>
-          <w:rFonts w:ascii="Sakkal Majalla" w:hAnsi="Sakkal Majalla" w:cs="Sakkal Majalla"/>
-          <w:b/>
-          <w:bCs/>
-          <w:i/>
-          <w:iCs/>
-          <w:color w:val="002060"/>
-          <w:sz w:val="28"/>
-          <w:szCs w:val="28"/>
-        </w:rPr>
-        <w:t>)</w:t>
+        <w:t>get_current_user_count()</w:t>
       </w:r>
       <w:r>
         <w:rPr>
@@ -2140,6 +2019,325 @@
           <w:szCs w:val="28"/>
         </w:rPr>
         <w:t>how long it takes.</w:t>
+      </w:r>
+    </w:p>
+    <w:p>
+      <w:pPr>
+        <w:ind w:left="720" w:firstLine="720"/>
+        <w:rPr>
+          <w:rFonts w:ascii="Sakkal Majalla" w:hAnsi="Sakkal Majalla" w:cs="Sakkal Majalla"/>
+          <w:sz w:val="28"/>
+          <w:szCs w:val="28"/>
+        </w:rPr>
+      </w:pPr>
+      <w:r>
+        <w:rPr>
+          <w:rFonts w:ascii="Sakkal Majalla" w:hAnsi="Sakkal Majalla" w:cs="Sakkal Majalla"/>
+          <w:sz w:val="28"/>
+          <w:szCs w:val="28"/>
+        </w:rPr>
+        <w:t>=====================================================</w:t>
+      </w:r>
+    </w:p>
+    <w:p>
+      <w:pPr>
+        <w:rPr>
+          <w:rFonts w:ascii="Sakkal Majalla" w:hAnsi="Sakkal Majalla" w:cs="Sakkal Majalla"/>
+          <w:sz w:val="28"/>
+          <w:szCs w:val="28"/>
+        </w:rPr>
+      </w:pPr>
+    </w:p>
+    <w:p>
+      <w:pPr>
+        <w:rPr>
+          <w:rFonts w:ascii="Sakkal Majalla" w:hAnsi="Sakkal Majalla" w:cs="Sakkal Majalla"/>
+          <w:sz w:val="28"/>
+          <w:szCs w:val="28"/>
+        </w:rPr>
+      </w:pPr>
+      <w:r>
+        <w:rPr>
+          <w:rFonts w:ascii="Sakkal Majalla" w:hAnsi="Sakkal Majalla" w:cs="Sakkal Majalla"/>
+          <w:b/>
+          <w:bCs/>
+          <w:color w:val="4C94D8" w:themeColor="text2" w:themeTint="80"/>
+          <w:sz w:val="28"/>
+          <w:szCs w:val="28"/>
+        </w:rPr>
+        <w:lastRenderedPageBreak/>
+        <w:t>The command with csv stat</w:t>
+      </w:r>
+      <w:r>
+        <w:rPr>
+          <w:rFonts w:ascii="Sakkal Majalla" w:hAnsi="Sakkal Majalla" w:cs="Sakkal Majalla"/>
+          <w:b/>
+          <w:bCs/>
+          <w:color w:val="4C94D8" w:themeColor="text2" w:themeTint="80"/>
+          <w:sz w:val="28"/>
+          <w:szCs w:val="28"/>
+        </w:rPr>
+        <w:t>i</w:t>
+      </w:r>
+      <w:r>
+        <w:rPr>
+          <w:rFonts w:ascii="Sakkal Majalla" w:hAnsi="Sakkal Majalla" w:cs="Sakkal Majalla"/>
+          <w:b/>
+          <w:bCs/>
+          <w:color w:val="4C94D8" w:themeColor="text2" w:themeTint="80"/>
+          <w:sz w:val="28"/>
+          <w:szCs w:val="28"/>
+        </w:rPr>
+        <w:t>stics</w:t>
+      </w:r>
+      <w:r>
+        <w:rPr>
+          <w:rFonts w:ascii="Sakkal Majalla" w:hAnsi="Sakkal Majalla" w:cs="Sakkal Majalla"/>
+          <w:sz w:val="28"/>
+          <w:szCs w:val="28"/>
+        </w:rPr>
+        <w:t xml:space="preserve">: </w:t>
+      </w:r>
+      <w:r>
+        <w:rPr>
+          <w:rFonts w:ascii="Sakkal Majalla" w:hAnsi="Sakkal Majalla" w:cs="Sakkal Majalla"/>
+          <w:color w:val="C00000"/>
+          <w:sz w:val="28"/>
+          <w:szCs w:val="28"/>
+        </w:rPr>
+        <w:t>l</w:t>
+      </w:r>
+      <w:r>
+        <w:rPr>
+          <w:rFonts w:ascii="Sakkal Majalla" w:hAnsi="Sakkal Majalla" w:cs="Sakkal Majalla"/>
+          <w:color w:val="C00000"/>
+          <w:sz w:val="28"/>
+          <w:szCs w:val="28"/>
+        </w:rPr>
+        <w:t xml:space="preserve">ocust </w:t>
+      </w:r>
+      <w:r>
+        <w:rPr>
+          <w:rFonts w:ascii="Sakkal Majalla" w:hAnsi="Sakkal Majalla" w:cs="Sakkal Majalla"/>
+          <w:sz w:val="28"/>
+          <w:szCs w:val="28"/>
+        </w:rPr>
+        <w:t xml:space="preserve">-f </w:t>
+      </w:r>
+      <w:r>
+        <w:rPr>
+          <w:rFonts w:ascii="Sakkal Majalla" w:hAnsi="Sakkal Majalla" w:cs="Sakkal Majalla"/>
+          <w:color w:val="3A7C22" w:themeColor="accent6" w:themeShade="BF"/>
+          <w:sz w:val="28"/>
+          <w:szCs w:val="28"/>
+        </w:rPr>
+        <w:t xml:space="preserve">locustfile1.py </w:t>
+      </w:r>
+      <w:r>
+        <w:rPr>
+          <w:rFonts w:ascii="Sakkal Majalla" w:hAnsi="Sakkal Majalla" w:cs="Sakkal Majalla"/>
+          <w:sz w:val="28"/>
+          <w:szCs w:val="28"/>
+        </w:rPr>
+        <w:t xml:space="preserve">--headless -u </w:t>
+      </w:r>
+      <w:r>
+        <w:rPr>
+          <w:rFonts w:ascii="Sakkal Majalla" w:hAnsi="Sakkal Majalla" w:cs="Sakkal Majalla"/>
+          <w:color w:val="3A7C22" w:themeColor="accent6" w:themeShade="BF"/>
+          <w:sz w:val="28"/>
+          <w:szCs w:val="28"/>
+        </w:rPr>
+        <w:t xml:space="preserve">10 </w:t>
+      </w:r>
+      <w:r>
+        <w:rPr>
+          <w:rFonts w:ascii="Sakkal Majalla" w:hAnsi="Sakkal Majalla" w:cs="Sakkal Majalla"/>
+          <w:sz w:val="28"/>
+          <w:szCs w:val="28"/>
+        </w:rPr>
+        <w:t xml:space="preserve">-t25s -r </w:t>
+      </w:r>
+      <w:r>
+        <w:rPr>
+          <w:rFonts w:ascii="Sakkal Majalla" w:hAnsi="Sakkal Majalla" w:cs="Sakkal Majalla"/>
+          <w:color w:val="3A7C22" w:themeColor="accent6" w:themeShade="BF"/>
+          <w:sz w:val="28"/>
+          <w:szCs w:val="28"/>
+        </w:rPr>
+        <w:t xml:space="preserve">10 </w:t>
+      </w:r>
+      <w:r>
+        <w:rPr>
+          <w:rFonts w:ascii="Sakkal Majalla" w:hAnsi="Sakkal Majalla" w:cs="Sakkal Majalla"/>
+          <w:sz w:val="28"/>
+          <w:szCs w:val="28"/>
+        </w:rPr>
+        <w:t xml:space="preserve">--csv </w:t>
+      </w:r>
+      <w:r>
+        <w:rPr>
+          <w:rFonts w:ascii="Sakkal Majalla" w:hAnsi="Sakkal Majalla" w:cs="Sakkal Majalla"/>
+          <w:color w:val="3A7C22" w:themeColor="accent6" w:themeShade="BF"/>
+          <w:sz w:val="28"/>
+          <w:szCs w:val="28"/>
+        </w:rPr>
+        <w:t xml:space="preserve">example </w:t>
+      </w:r>
+      <w:r>
+        <w:rPr>
+          <w:rFonts w:ascii="Sakkal Majalla" w:hAnsi="Sakkal Majalla" w:cs="Sakkal Majalla"/>
+          <w:sz w:val="28"/>
+          <w:szCs w:val="28"/>
+        </w:rPr>
+        <w:t xml:space="preserve">--csv-full-history -H </w:t>
+      </w:r>
+      <w:r>
+        <w:rPr>
+          <w:rFonts w:ascii="Sakkal Majalla" w:hAnsi="Sakkal Majalla" w:cs="Sakkal Majalla"/>
+          <w:color w:val="3A7C22" w:themeColor="accent6" w:themeShade="BF"/>
+          <w:sz w:val="28"/>
+          <w:szCs w:val="28"/>
+        </w:rPr>
+        <w:t>http://example.com</w:t>
+      </w:r>
+    </w:p>
+    <w:p>
+      <w:pPr>
+        <w:ind w:left="720" w:firstLine="720"/>
+        <w:rPr>
+          <w:rFonts w:ascii="Sakkal Majalla" w:hAnsi="Sakkal Majalla" w:cs="Sakkal Majalla"/>
+          <w:sz w:val="28"/>
+          <w:szCs w:val="28"/>
+        </w:rPr>
+      </w:pPr>
+      <w:r>
+        <w:rPr>
+          <w:rFonts w:ascii="Sakkal Majalla" w:hAnsi="Sakkal Majalla" w:cs="Sakkal Majalla"/>
+          <w:sz w:val="28"/>
+          <w:szCs w:val="28"/>
+        </w:rPr>
+        <w:t>=====================================================</w:t>
+      </w:r>
+    </w:p>
+    <w:p>
+      <w:pPr>
+        <w:rPr>
+          <w:rFonts w:ascii="Sakkal Majalla" w:hAnsi="Sakkal Majalla" w:cs="Sakkal Majalla"/>
+          <w:sz w:val="28"/>
+          <w:szCs w:val="28"/>
+        </w:rPr>
+      </w:pPr>
+      <w:r>
+        <w:rPr>
+          <w:rFonts w:ascii="Sakkal Majalla" w:hAnsi="Sakkal Majalla" w:cs="Sakkal Majalla"/>
+          <w:sz w:val="28"/>
+          <w:szCs w:val="28"/>
+        </w:rPr>
+        <w:drawing>
+          <wp:inline distT="0" distB="0" distL="0" distR="0" wp14:anchorId="6429A9DE" wp14:editId="22B75943">
+            <wp:extent cx="6742003" cy="1028700"/>
+            <wp:effectExtent l="0" t="0" r="1905" b="0"/>
+            <wp:docPr id="1573199356" name="Picture 1"/>
+            <wp:cNvGraphicFramePr>
+              <a:graphicFrameLocks xmlns:a="http://schemas.openxmlformats.org/drawingml/2006/main" noChangeAspect="1"/>
+            </wp:cNvGraphicFramePr>
+            <a:graphic xmlns:a="http://schemas.openxmlformats.org/drawingml/2006/main">
+              <a:graphicData uri="http://schemas.openxmlformats.org/drawingml/2006/picture">
+                <pic:pic xmlns:pic="http://schemas.openxmlformats.org/drawingml/2006/picture">
+                  <pic:nvPicPr>
+                    <pic:cNvPr id="1573199356" name=""/>
+                    <pic:cNvPicPr/>
+                  </pic:nvPicPr>
+                  <pic:blipFill>
+                    <a:blip r:embed="rId15"/>
+                    <a:stretch>
+                      <a:fillRect/>
+                    </a:stretch>
+                  </pic:blipFill>
+                  <pic:spPr>
+                    <a:xfrm>
+                      <a:off x="0" y="0"/>
+                      <a:ext cx="6743082" cy="1028865"/>
+                    </a:xfrm>
+                    <a:prstGeom prst="rect">
+                      <a:avLst/>
+                    </a:prstGeom>
+                  </pic:spPr>
+                </pic:pic>
+              </a:graphicData>
+            </a:graphic>
+          </wp:inline>
+        </w:drawing>
+      </w:r>
+    </w:p>
+    <w:p>
+      <w:pPr>
+        <w:ind w:left="720" w:firstLine="720"/>
+        <w:rPr>
+          <w:rFonts w:ascii="Sakkal Majalla" w:hAnsi="Sakkal Majalla" w:cs="Sakkal Majalla"/>
+          <w:sz w:val="28"/>
+          <w:szCs w:val="28"/>
+        </w:rPr>
+      </w:pPr>
+      <w:r>
+        <w:rPr>
+          <w:rFonts w:ascii="Sakkal Majalla" w:hAnsi="Sakkal Majalla" w:cs="Sakkal Majalla"/>
+          <w:sz w:val="28"/>
+          <w:szCs w:val="28"/>
+        </w:rPr>
+        <w:t>=====================================================</w:t>
+      </w:r>
+    </w:p>
+    <w:p>
+      <w:pPr>
+        <w:rPr>
+          <w:rFonts w:ascii="Sakkal Majalla" w:hAnsi="Sakkal Majalla" w:cs="Sakkal Majalla"/>
+          <w:sz w:val="28"/>
+          <w:szCs w:val="28"/>
+        </w:rPr>
+      </w:pPr>
+      <w:r>
+        <w:rPr>
+          <w:rFonts w:ascii="Sakkal Majalla" w:hAnsi="Sakkal Majalla" w:cs="Sakkal Majalla"/>
+          <w:sz w:val="28"/>
+          <w:szCs w:val="28"/>
+        </w:rPr>
+        <w:drawing>
+          <wp:inline distT="0" distB="0" distL="0" distR="0" wp14:anchorId="151EBDCF" wp14:editId="716D2D8C">
+            <wp:extent cx="5943600" cy="3845560"/>
+            <wp:effectExtent l="0" t="0" r="0" b="2540"/>
+            <wp:docPr id="2084619710" name="Picture 1"/>
+            <wp:cNvGraphicFramePr>
+              <a:graphicFrameLocks xmlns:a="http://schemas.openxmlformats.org/drawingml/2006/main" noChangeAspect="1"/>
+            </wp:cNvGraphicFramePr>
+            <a:graphic xmlns:a="http://schemas.openxmlformats.org/drawingml/2006/main">
+              <a:graphicData uri="http://schemas.openxmlformats.org/drawingml/2006/picture">
+                <pic:pic xmlns:pic="http://schemas.openxmlformats.org/drawingml/2006/picture">
+                  <pic:nvPicPr>
+                    <pic:cNvPr id="2084619710" name=""/>
+                    <pic:cNvPicPr/>
+                  </pic:nvPicPr>
+                  <pic:blipFill>
+                    <a:blip r:embed="rId16"/>
+                    <a:stretch>
+                      <a:fillRect/>
+                    </a:stretch>
+                  </pic:blipFill>
+                  <pic:spPr>
+                    <a:xfrm>
+                      <a:off x="0" y="0"/>
+                      <a:ext cx="5943600" cy="3845560"/>
+                    </a:xfrm>
+                    <a:prstGeom prst="rect">
+                      <a:avLst/>
+                    </a:prstGeom>
+                  </pic:spPr>
+                </pic:pic>
+              </a:graphicData>
+            </a:graphic>
+          </wp:inline>
+        </w:drawing>
       </w:r>
     </w:p>
     <w:p>
@@ -2783,6 +2981,7 @@
   <w:style w:type="character" w:default="1" w:styleId="DefaultParagraphFont">
     <w:name w:val="Default Paragraph Font"/>
     <w:uiPriority w:val="1"/>
+    <w:semiHidden/>
     <w:unhideWhenUsed/>
   </w:style>
   <w:style w:type="table" w:default="1" w:styleId="TableNormal">

--- a/Locust/Locust-Notes-04.docx
+++ b/Locust/Locust-Notes-04.docx
@@ -4,6 +4,7 @@
   <w:body>
     <w:p>
       <w:pPr>
+        <w:jc w:val="both"/>
         <w:rPr>
           <w:rFonts w:ascii="Sakkal Majalla" w:hAnsi="Sakkal Majalla" w:cs="Sakkal Majalla"/>
           <w:sz w:val="28"/>
@@ -2105,16 +2106,7 @@
           <w:sz w:val="28"/>
           <w:szCs w:val="28"/>
         </w:rPr>
-        <w:t>l</w:t>
-      </w:r>
-      <w:r>
-        <w:rPr>
-          <w:rFonts w:ascii="Sakkal Majalla" w:hAnsi="Sakkal Majalla" w:cs="Sakkal Majalla"/>
-          <w:color w:val="C00000"/>
-          <w:sz w:val="28"/>
-          <w:szCs w:val="28"/>
-        </w:rPr>
-        <w:t xml:space="preserve">ocust </w:t>
+        <w:t xml:space="preserve">locust </w:t>
       </w:r>
       <w:r>
         <w:rPr>
@@ -2231,6 +2223,7 @@
       <w:r>
         <w:rPr>
           <w:rFonts w:ascii="Sakkal Majalla" w:hAnsi="Sakkal Majalla" w:cs="Sakkal Majalla"/>
+          <w:noProof/>
           <w:sz w:val="28"/>
           <w:szCs w:val="28"/>
         </w:rPr>
@@ -2300,6 +2293,7 @@
       <w:r>
         <w:rPr>
           <w:rFonts w:ascii="Sakkal Majalla" w:hAnsi="Sakkal Majalla" w:cs="Sakkal Majalla"/>
+          <w:noProof/>
           <w:sz w:val="28"/>
           <w:szCs w:val="28"/>
         </w:rPr>
@@ -2366,6 +2360,119 @@
           <w:szCs w:val="28"/>
         </w:rPr>
       </w:pPr>
+      <w:r>
+        <w:rPr>
+          <w:rFonts w:ascii="Sakkal Majalla" w:hAnsi="Sakkal Majalla" w:cs="Sakkal Majalla"/>
+          <w:sz w:val="28"/>
+          <w:szCs w:val="28"/>
+        </w:rPr>
+        <w:lastRenderedPageBreak/>
+        <w:drawing>
+          <wp:inline distT="0" distB="0" distL="0" distR="0" wp14:anchorId="399A03C2" wp14:editId="648EFBBF">
+            <wp:extent cx="5189670" cy="6401355"/>
+            <wp:effectExtent l="0" t="0" r="0" b="0"/>
+            <wp:docPr id="1191888885" name="Picture 1"/>
+            <wp:cNvGraphicFramePr>
+              <a:graphicFrameLocks xmlns:a="http://schemas.openxmlformats.org/drawingml/2006/main" noChangeAspect="1"/>
+            </wp:cNvGraphicFramePr>
+            <a:graphic xmlns:a="http://schemas.openxmlformats.org/drawingml/2006/main">
+              <a:graphicData uri="http://schemas.openxmlformats.org/drawingml/2006/picture">
+                <pic:pic xmlns:pic="http://schemas.openxmlformats.org/drawingml/2006/picture">
+                  <pic:nvPicPr>
+                    <pic:cNvPr id="1191888885" name=""/>
+                    <pic:cNvPicPr/>
+                  </pic:nvPicPr>
+                  <pic:blipFill>
+                    <a:blip r:embed="rId17"/>
+                    <a:stretch>
+                      <a:fillRect/>
+                    </a:stretch>
+                  </pic:blipFill>
+                  <pic:spPr>
+                    <a:xfrm>
+                      <a:off x="0" y="0"/>
+                      <a:ext cx="5189670" cy="6401355"/>
+                    </a:xfrm>
+                    <a:prstGeom prst="rect">
+                      <a:avLst/>
+                    </a:prstGeom>
+                  </pic:spPr>
+                </pic:pic>
+              </a:graphicData>
+            </a:graphic>
+          </wp:inline>
+        </w:drawing>
+      </w:r>
+    </w:p>
+    <w:p>
+      <w:pPr>
+        <w:ind w:left="720" w:firstLine="720"/>
+        <w:rPr>
+          <w:rFonts w:ascii="Sakkal Majalla" w:hAnsi="Sakkal Majalla" w:cs="Sakkal Majalla"/>
+          <w:sz w:val="28"/>
+          <w:szCs w:val="28"/>
+        </w:rPr>
+      </w:pPr>
+      <w:r>
+        <w:rPr>
+          <w:rFonts w:ascii="Sakkal Majalla" w:hAnsi="Sakkal Majalla" w:cs="Sakkal Majalla"/>
+          <w:sz w:val="28"/>
+          <w:szCs w:val="28"/>
+        </w:rPr>
+        <w:t>=====================================================</w:t>
+      </w:r>
+    </w:p>
+    <w:p>
+      <w:pPr>
+        <w:rPr>
+          <w:rFonts w:ascii="Sakkal Majalla" w:hAnsi="Sakkal Majalla" w:cs="Sakkal Majalla"/>
+          <w:sz w:val="28"/>
+          <w:szCs w:val="28"/>
+        </w:rPr>
+      </w:pPr>
+      <w:r>
+        <w:rPr>
+          <w:rFonts w:ascii="Sakkal Majalla" w:hAnsi="Sakkal Majalla" w:cs="Sakkal Majalla"/>
+          <w:sz w:val="28"/>
+          <w:szCs w:val="28"/>
+        </w:rPr>
+        <w:lastRenderedPageBreak/>
+        <w:drawing>
+          <wp:inline distT="0" distB="0" distL="0" distR="0" wp14:anchorId="08BAA7A5" wp14:editId="54084FC8">
+            <wp:extent cx="5943600" cy="3086735"/>
+            <wp:effectExtent l="0" t="0" r="0" b="0"/>
+            <wp:docPr id="1632832585" name="Picture 1"/>
+            <wp:cNvGraphicFramePr>
+              <a:graphicFrameLocks xmlns:a="http://schemas.openxmlformats.org/drawingml/2006/main" noChangeAspect="1"/>
+            </wp:cNvGraphicFramePr>
+            <a:graphic xmlns:a="http://schemas.openxmlformats.org/drawingml/2006/main">
+              <a:graphicData uri="http://schemas.openxmlformats.org/drawingml/2006/picture">
+                <pic:pic xmlns:pic="http://schemas.openxmlformats.org/drawingml/2006/picture">
+                  <pic:nvPicPr>
+                    <pic:cNvPr id="1632832585" name=""/>
+                    <pic:cNvPicPr/>
+                  </pic:nvPicPr>
+                  <pic:blipFill>
+                    <a:blip r:embed="rId18"/>
+                    <a:stretch>
+                      <a:fillRect/>
+                    </a:stretch>
+                  </pic:blipFill>
+                  <pic:spPr>
+                    <a:xfrm>
+                      <a:off x="0" y="0"/>
+                      <a:ext cx="5943600" cy="3086735"/>
+                    </a:xfrm>
+                    <a:prstGeom prst="rect">
+                      <a:avLst/>
+                    </a:prstGeom>
+                  </pic:spPr>
+                </pic:pic>
+              </a:graphicData>
+            </a:graphic>
+          </wp:inline>
+        </w:drawing>
+      </w:r>
     </w:p>
     <w:sectPr>
       <w:pgSz w:w="12240" w:h="15840"/>
@@ -2777,7 +2884,7 @@
   <w:style w:type="paragraph" w:default="1" w:styleId="Normal">
     <w:name w:val="Normal"/>
     <w:qFormat/>
-    <w:rsid w:val="00935F20"/>
+    <w:rsid w:val="00044324"/>
   </w:style>
   <w:style w:type="paragraph" w:styleId="Heading1">
     <w:name w:val="heading 1"/>
